--- a/Docs/SecurityDocs/SD18-GENERAL TERM LOAN AGREEMENT.docx
+++ b/Docs/SecurityDocs/SD18-GENERAL TERM LOAN AGREEMENT.docx
@@ -1,6 +1,6 @@
 
 <file path=word/document.xml><?xml version="1.0" encoding="utf-8"?>
-<w:document xmlns:wpc="http://schemas.microsoft.com/office/word/2010/wordprocessingCanvas" xmlns:cx="http://schemas.microsoft.com/office/drawing/2014/chartex" xmlns:cx1="http://schemas.microsoft.com/office/drawing/2015/9/8/chartex" xmlns:cx2="http://schemas.microsoft.com/office/drawing/2015/10/21/chartex" xmlns:cx3="http://schemas.microsoft.com/office/drawing/2016/5/9/chartex" xmlns:cx4="http://schemas.microsoft.com/office/drawing/2016/5/10/chartex" xmlns:cx5="http://schemas.microsoft.com/office/drawing/2016/5/11/chartex" xmlns:cx6="http://schemas.microsoft.com/office/drawing/2016/5/12/chartex" xmlns:cx7="http://schemas.microsoft.com/office/drawing/2016/5/13/chartex" xmlns:cx8="http://schemas.microsoft.com/office/drawing/2016/5/14/chartex" xmlns:mc="http://schemas.openxmlformats.org/markup-compatibility/2006" xmlns:aink="http://schemas.microsoft.com/office/drawing/2016/ink" xmlns:am3d="http://schemas.microsoft.com/office/drawing/2017/model3d" xmlns:o="urn:schemas-microsoft-com:office:office" xmlns:oel="http://schemas.microsoft.com/office/2019/extlst" xmlns:r="http://schemas.openxmlformats.org/officeDocument/2006/relationships" xmlns:m="http://schemas.openxmlformats.org/officeDocument/2006/math" xmlns:v="urn:schemas-microsoft-com:vml" xmlns:wp14="http://schemas.microsoft.com/office/word/2010/wordprocessingDrawing" xmlns:wp="http://schemas.openxmlformats.org/drawingml/2006/wordprocessingDrawing" xmlns:w10="urn:schemas-microsoft-com:office:word" xmlns:w="http://schemas.openxmlformats.org/wordprocessingml/2006/main" xmlns:w14="http://schemas.microsoft.com/office/word/2010/wordml" xmlns:w15="http://schemas.microsoft.com/office/word/2012/wordml" xmlns:w16cei="http://schemas.microsoft.com/office/word/2026/wordml/cei" xmlns:w16cex="http://schemas.microsoft.com/office/word/2018/wordml/cex" xmlns:w16cid="http://schemas.microsoft.com/office/word/2016/wordml/cid" xmlns:w16="http://schemas.microsoft.com/office/word/2018/wordml" xmlns:w16du="http://schemas.microsoft.com/office/word/2023/wordml/word16du" xmlns:w16sdtdh="http://schemas.microsoft.com/office/word/2020/wordml/sdtdatahash" xmlns:w16sdtfl="http://schemas.microsoft.com/office/word/2024/wordml/sdtformatlock" xmlns:w16se="http://schemas.microsoft.com/office/word/2015/wordml/symex" xmlns:wpg="http://schemas.microsoft.com/office/word/2010/wordprocessingGroup" xmlns:wpi="http://schemas.microsoft.com/office/word/2010/wordprocessingInk" xmlns:wne="http://schemas.microsoft.com/office/word/2006/wordml" xmlns:wps="http://schemas.microsoft.com/office/word/2010/wordprocessingShape" mc:Ignorable="w14 w15 w16se w16cid w16 w16cex w16sdtdh w16sdtfl w16du wp14">
+<w:document xmlns:wpc="http://schemas.microsoft.com/office/word/2010/wordprocessingCanvas" xmlns:cx="http://schemas.microsoft.com/office/drawing/2014/chartex" xmlns:cx1="http://schemas.microsoft.com/office/drawing/2015/9/8/chartex" xmlns:cx2="http://schemas.microsoft.com/office/drawing/2015/10/21/chartex" xmlns:cx3="http://schemas.microsoft.com/office/drawing/2016/5/9/chartex" xmlns:cx4="http://schemas.microsoft.com/office/drawing/2016/5/10/chartex" xmlns:cx5="http://schemas.microsoft.com/office/drawing/2016/5/11/chartex" xmlns:cx6="http://schemas.microsoft.com/office/drawing/2016/5/12/chartex" xmlns:cx7="http://schemas.microsoft.com/office/drawing/2016/5/13/chartex" xmlns:cx8="http://schemas.microsoft.com/office/drawing/2016/5/14/chartex" xmlns:mc="http://schemas.openxmlformats.org/markup-compatibility/2006" xmlns:aink="http://schemas.microsoft.com/office/drawing/2016/ink" xmlns:am3d="http://schemas.microsoft.com/office/drawing/2017/model3d" xmlns:o="urn:schemas-microsoft-com:office:office" xmlns:oel="http://schemas.microsoft.com/office/2019/extlst" xmlns:r="http://schemas.openxmlformats.org/officeDocument/2006/relationships" xmlns:m="http://schemas.openxmlformats.org/officeDocument/2006/math" xmlns:v="urn:schemas-microsoft-com:vml" xmlns:wp14="http://schemas.microsoft.com/office/word/2010/wordprocessingDrawing" xmlns:wp="http://schemas.openxmlformats.org/drawingml/2006/wordprocessingDrawing" xmlns:w10="urn:schemas-microsoft-com:office:word" xmlns:w="http://schemas.openxmlformats.org/wordprocessingml/2006/main" xmlns:w14="http://schemas.microsoft.com/office/word/2010/wordml" xmlns:w15="http://schemas.microsoft.com/office/word/2012/wordml" xmlns:w16cex="http://schemas.microsoft.com/office/word/2018/wordml/cex" xmlns:w16cid="http://schemas.microsoft.com/office/word/2016/wordml/cid" xmlns:w16="http://schemas.microsoft.com/office/word/2018/wordml" xmlns:w16du="http://schemas.microsoft.com/office/word/2023/wordml/word16du" xmlns:w16sdtdh="http://schemas.microsoft.com/office/word/2020/wordml/sdtdatahash" xmlns:w16sdtfl="http://schemas.microsoft.com/office/word/2024/wordml/sdtformatlock" xmlns:w16se="http://schemas.microsoft.com/office/word/2015/wordml/symex" xmlns:wpg="http://schemas.microsoft.com/office/word/2010/wordprocessingGroup" xmlns:wpi="http://schemas.microsoft.com/office/word/2010/wordprocessingInk" xmlns:wne="http://schemas.microsoft.com/office/word/2006/wordml" xmlns:wps="http://schemas.microsoft.com/office/word/2010/wordprocessingShape" mc:Ignorable="w14 w15 w16se w16cid w16 w16cex w16sdtdh w16sdtfl w16du wp14">
   <w:body>
     <w:p>
       <w:pPr>
@@ -41,11 +41,42 @@
         <w:t xml:space="preserve"> </w:t>
       </w:r>
       <w:r>
-        <w:t xml:space="preserve"> {</w:t>
+        <w:t xml:space="preserve"> </w:t>
+      </w:r>
+      <w:r>
+        <w:rPr>
+          <w:b/>
+          <w:bCs/>
+        </w:rPr>
+        <w:t>{</w:t>
       </w:r>
       <w:proofErr w:type="gramEnd"/>
       <w:r>
-        <w:t>{PLACE}} this {{DAY}} day of {{MONTH}} 20{{YEAR_YY}}</w:t>
+        <w:rPr>
+          <w:b/>
+          <w:bCs/>
+        </w:rPr>
+        <w:t>{PLACE}}</w:t>
+      </w:r>
+      <w:r>
+        <w:t xml:space="preserve"> this </w:t>
+      </w:r>
+      <w:r>
+        <w:rPr>
+          <w:b/>
+          <w:bCs/>
+        </w:rPr>
+        <w:t>{{DAY}}</w:t>
+      </w:r>
+      <w:r>
+        <w:t xml:space="preserve"> day of </w:t>
+      </w:r>
+      <w:r>
+        <w:rPr>
+          <w:b/>
+          <w:bCs/>
+        </w:rPr>
+        <w:t>{{MONTH}} 20{{YEAR_YY}}</w:t>
       </w:r>
     </w:p>
     <w:p>
@@ -59,7 +90,27 @@
         <w:t xml:space="preserve"> </w:t>
       </w:r>
       <w:r>
-        <w:t xml:space="preserve"> {{BORROWER_NAME}} (hereinafter called "the Borrower" more fully described in Schedule I hereunder, which expression shall include its heirs, administrators, executors, Trustees, members, Survivor(s) and Successors-in-interest as the case may be, unless repugnant to the context thereto) IN FAVOUR OF Union Bank of India, a Body Corporate constituted under Banking Companies (Acquisition &amp; Transfer of Undertakings) Act, 1970 having its Head Office at 239, Vidhan Bhavan Marg, Nariman Point, Mumbai 400021 and having a branch at/named {{BRANCH_NAME}} (Hereinafter called "the Bank" which term unless the context otherwise requires includes its successors and assigns from time to time).</w:t>
+        <w:t xml:space="preserve"> </w:t>
+      </w:r>
+      <w:r>
+        <w:rPr>
+          <w:b/>
+          <w:bCs/>
+        </w:rPr>
+        <w:t>{{BORROWER_NAME}}</w:t>
+      </w:r>
+      <w:r>
+        <w:t xml:space="preserve"> (hereinafter called "the Borrower" more fully described in Schedule I hereunder, which expression shall include its heirs, administrators, executors, Trustees, members, Survivor(s) and Successors-in-interest as the case may be, unless repugnant to the context thereto) IN FAVOUR OF Union Bank of India, a Body Corporate constituted under Banking Companies (Acquisition &amp; Transfer of Undertakings) Act, 1970 having its Head Office at 239, Vidhan Bhavan Marg, Nariman Point, Mumbai 400021 and having a branch at/named </w:t>
+      </w:r>
+      <w:r>
+        <w:rPr>
+          <w:b/>
+          <w:bCs/>
+        </w:rPr>
+        <w:t>{{BRANCH_NAME}}</w:t>
+      </w:r>
+      <w:r>
+        <w:t xml:space="preserve"> (Hereinafter called "the Bank" which term unless the context otherwise requires includes its successors and assigns from time to time).</w:t>
       </w:r>
     </w:p>
     <w:p>
@@ -83,7 +134,17 @@
         <w:jc w:val="both"/>
       </w:pPr>
       <w:r>
-        <w:t>IN CONSIDERATION OF the Bank having advanced/agreed to advance a loan of Rs. {{LOAN_AMOUNT_FIGURE}} (hereinafter called "the loan" or "loan account" depending on the context) granted by the Bank to enable the Borrower to carry out the purpose for which the loan is granted the Borrower hereby agrees, records and confirms the terms and conditions upon which the loan is granted as under:</w:t>
+        <w:t xml:space="preserve">IN CONSIDERATION OF the Bank having advanced/agreed to advance a loan of Rs. </w:t>
+      </w:r>
+      <w:r>
+        <w:rPr>
+          <w:b/>
+          <w:bCs/>
+        </w:rPr>
+        <w:t>{{LOAN_AMOUNT_FIGURE}}</w:t>
+      </w:r>
+      <w:r>
+        <w:t xml:space="preserve"> (hereinafter called "the loan" or "loan account" depending on the context) granted by the Bank to enable the Borrower to carry out the purpose for which the loan is granted the Borrower hereby agrees, records and confirms the terms and conditions upon which the loan is granted as under:</w:t>
       </w:r>
     </w:p>
     <w:p>
@@ -95,7 +156,27 @@
         <w:jc w:val="both"/>
       </w:pPr>
       <w:r>
-        <w:t xml:space="preserve">The Borrower's application shall constitute the basis of the agreement to grant the loan or loan to be advanced by the Bank subject to the terms and conditions conveyed to the Borrower by the Bank vide Sanction Letter No {{SANCTION_LETTER_NO}} dated {{SANCTION_DATE}} and those terms &amp; conditions shall be treated as part and parcel of this Agreement and the Borrower hereby confirms the correctness of each and every statement and particulars therein </w:t>
+        <w:t xml:space="preserve">The Borrower's application shall constitute the basis of the agreement to grant the loan or loan to be advanced by the Bank subject to the terms and conditions conveyed to the Borrower by the Bank vide Sanction Letter No </w:t>
+      </w:r>
+      <w:r>
+        <w:rPr>
+          <w:b/>
+          <w:bCs/>
+        </w:rPr>
+        <w:t>{{SANCTION_LETTER_NO}}</w:t>
+      </w:r>
+      <w:r>
+        <w:t xml:space="preserve"> dated </w:t>
+      </w:r>
+      <w:r>
+        <w:rPr>
+          <w:b/>
+          <w:bCs/>
+        </w:rPr>
+        <w:t>{{SANCTION_DATE}}</w:t>
+      </w:r>
+      <w:r>
+        <w:t xml:space="preserve"> and those terms &amp; conditions shall be treated as part and parcel of this Agreement and the Borrower hereby confirms the correctness of each and every statement and particulars therein </w:t>
       </w:r>
       <w:proofErr w:type="spellStart"/>
       <w:r>
@@ -230,9 +311,9 @@
         <w:tblLook w:val="04A0" w:firstRow="1" w:lastRow="0" w:firstColumn="1" w:lastColumn="0" w:noHBand="0" w:noVBand="1"/>
       </w:tblPr>
       <w:tblGrid>
-        <w:gridCol w:w="3467"/>
+        <w:gridCol w:w="3469"/>
         <w:gridCol w:w="2408"/>
-        <w:gridCol w:w="3135"/>
+        <w:gridCol w:w="3133"/>
       </w:tblGrid>
       <w:tr>
         <w:trPr>
@@ -365,7 +446,17 @@
             <w:hideMark/>
           </w:tcPr>
           <w:p>
-            <w:r>
+            <w:pPr>
+              <w:rPr>
+                <w:b/>
+                <w:bCs/>
+              </w:rPr>
+            </w:pPr>
+            <w:r>
+              <w:rPr>
+                <w:b/>
+                <w:bCs/>
+              </w:rPr>
               <w:t>{{REPAYMENT_INSTALMENTS_COUNT}}</w:t>
             </w:r>
           </w:p>
@@ -389,7 +480,17 @@
             <w:hideMark/>
           </w:tcPr>
           <w:p>
-            <w:r>
+            <w:pPr>
+              <w:rPr>
+                <w:b/>
+                <w:bCs/>
+              </w:rPr>
+            </w:pPr>
+            <w:r>
+              <w:rPr>
+                <w:b/>
+                <w:bCs/>
+              </w:rPr>
               <w:t>{{EMI_AMOUNT_FIGURE}}</w:t>
             </w:r>
           </w:p>
@@ -413,7 +514,17 @@
             <w:hideMark/>
           </w:tcPr>
           <w:p>
-            <w:r>
+            <w:pPr>
+              <w:rPr>
+                <w:b/>
+                <w:bCs/>
+              </w:rPr>
+            </w:pPr>
+            <w:r>
+              <w:rPr>
+                <w:b/>
+                <w:bCs/>
+              </w:rPr>
               <w:t>{{REPAYMENT_TENURE_MONTHS}}</w:t>
             </w:r>
           </w:p>
@@ -489,32 +600,68 @@
       <w:pPr>
         <w:ind w:left="709"/>
         <w:jc w:val="both"/>
-        <w:rPr>
-          <w:b/>
-          <w:bCs/>
-        </w:rPr>
       </w:pPr>
       <w:proofErr w:type="spellStart"/>
       <w:r>
-        <w:rPr>
-          <w:b/>
-          <w:bCs/>
-        </w:rPr>
         <w:t>i</w:t>
       </w:r>
       <w:proofErr w:type="spellEnd"/>
       <w:r>
-        <w:rPr>
-          <w:b/>
-          <w:bCs/>
-        </w:rPr>
-        <w:t xml:space="preserve">) {{INTEREST_RATE}} percentage per annum with {{INTEREST_RESTS}} rests </w:t>
+        <w:t>)</w:t>
+      </w:r>
+      <w:r>
+        <w:rPr>
+          <w:b/>
+          <w:bCs/>
+        </w:rPr>
+        <w:t>{{</w:t>
+      </w:r>
+      <w:r>
+        <w:rPr>
+          <w:b/>
+          <w:bCs/>
+        </w:rPr>
+        <w:t>FIXED_</w:t>
+      </w:r>
+      <w:r>
+        <w:rPr>
+          <w:b/>
+          <w:bCs/>
+        </w:rPr>
+        <w:t>INTEREST_RATE}}</w:t>
+      </w:r>
+      <w:r>
+        <w:t xml:space="preserve"> percentage per annum with </w:t>
+      </w:r>
+      <w:r>
+        <w:rPr>
+          <w:b/>
+          <w:bCs/>
+        </w:rPr>
+        <w:t>{{</w:t>
+      </w:r>
+      <w:r>
+        <w:rPr>
+          <w:b/>
+          <w:bCs/>
+        </w:rPr>
+        <w:t>FIXED_</w:t>
+      </w:r>
+      <w:r>
+        <w:rPr>
+          <w:b/>
+          <w:bCs/>
+        </w:rPr>
+        <w:t>INTEREST_RESTS}}</w:t>
+      </w:r>
+      <w:r>
+        <w:t xml:space="preserve"> rests </w:t>
       </w:r>
     </w:p>
     <w:p>
       <w:pPr>
         <w:ind w:left="709"/>
-        <w:jc w:val="both"/>
+        <w:jc w:val="center"/>
         <w:rPr>
           <w:b/>
           <w:bCs/>
@@ -532,23 +679,65 @@
       <w:pPr>
         <w:ind w:left="709"/>
         <w:jc w:val="both"/>
-        <w:rPr>
-          <w:b/>
-          <w:bCs/>
-        </w:rPr>
-      </w:pPr>
-      <w:r>
-        <w:rPr>
-          <w:b/>
-          <w:bCs/>
-        </w:rPr>
-        <w:t xml:space="preserve">ii) {{MCLR_RATE}} % per annum being the applicable Bank's lending rate / 1 yr/2Yr/3Yr/6M/3M/1M/Overnight MCLR rate which is {{MCLR_CURRENT_RATE}} % per annum at present plus spread of {{MCLR_SPREAD_RATE}} % per monthly/quarterly/half Yearly / Annual rests </w:t>
+      </w:pPr>
+      <w:r>
+        <w:t xml:space="preserve">ii) </w:t>
+      </w:r>
+      <w:r>
+        <w:rPr>
+          <w:b/>
+          <w:bCs/>
+        </w:rPr>
+        <w:t>{{MCLR</w:t>
+      </w:r>
+      <w:r>
+        <w:rPr>
+          <w:b/>
+          <w:bCs/>
+        </w:rPr>
+        <w:t>_APPLICABLE</w:t>
+      </w:r>
+      <w:r>
+        <w:rPr>
+          <w:b/>
+          <w:bCs/>
+        </w:rPr>
+        <w:t>_RATE}}</w:t>
+      </w:r>
+      <w:r>
+        <w:t xml:space="preserve"> % per annum being the applicable Bank's lending rate/ 1 yr/2Yr/3Yr/6M/3M/1M/Overnight </w:t>
+      </w:r>
+      <w:r>
+        <w:t xml:space="preserve">- </w:t>
+      </w:r>
+      <w:r>
+        <w:t xml:space="preserve">MCLR rate which is </w:t>
+      </w:r>
+      <w:r>
+        <w:rPr>
+          <w:b/>
+          <w:bCs/>
+        </w:rPr>
+        <w:t>{{MCLR_CURRENT_RATE}}</w:t>
+      </w:r>
+      <w:r>
+        <w:t xml:space="preserve"> % per annum at present plus spread of </w:t>
+      </w:r>
+      <w:r>
+        <w:rPr>
+          <w:b/>
+          <w:bCs/>
+        </w:rPr>
+        <w:t xml:space="preserve">{{MCLR_SPREAD_RATE}} </w:t>
+      </w:r>
+      <w:r>
+        <w:t xml:space="preserve">% per monthly/quarterly/Half Yearly / Annual rests </w:t>
       </w:r>
     </w:p>
     <w:p>
       <w:pPr>
         <w:ind w:left="709"/>
-        <w:jc w:val="both"/>
+        <w:jc w:val="center"/>
         <w:rPr>
           <w:b/>
           <w:bCs/>
@@ -566,33 +755,82 @@
       <w:pPr>
         <w:ind w:left="709"/>
         <w:jc w:val="both"/>
-        <w:rPr>
-          <w:b/>
-          <w:bCs/>
-        </w:rPr>
-      </w:pPr>
-      <w:r>
-        <w:rPr>
-          <w:b/>
-          <w:bCs/>
-        </w:rPr>
+      </w:pPr>
+      <w:r>
         <w:lastRenderedPageBreak/>
-        <w:t xml:space="preserve">iii) {{INTEREST_RATE}} % per annum being EBLR rate (comprising of RBI Repo Rate and Spread) which is {{EBLR_RATE}} % per annum at present plus Premium of {{EBLR_PREMIUM_RATE}} % at present compounded monthly/quarterly/half Yearly / annually </w:t>
-      </w:r>
-      <w:r>
-        <w:rPr>
-          <w:b/>
-          <w:bCs/>
-          <w:u w:val="single"/>
-        </w:rPr>
-        <w:t>("Spread" means the rate chargeable to the Borrower by the Bank to cover its costs and shall comprise of operating cost and capital charge. "Premium" means the rate chargeable to the Borrower by the Bank based on the yearly credit assessment/rating of the Borrower and shall comprises of credit risk premium and strategic premium</w:t>
-      </w:r>
-      <w:r>
-        <w:rPr>
-          <w:b/>
-          <w:bCs/>
-        </w:rPr>
-        <w:t xml:space="preserve">) </w:t>
+        <w:t xml:space="preserve">iii) </w:t>
+      </w:r>
+      <w:r>
+        <w:rPr>
+          <w:b/>
+          <w:bCs/>
+        </w:rPr>
+        <w:t>{{</w:t>
+      </w:r>
+      <w:r>
+        <w:rPr>
+          <w:b/>
+          <w:bCs/>
+        </w:rPr>
+        <w:t>EBLR_APPLICABLE</w:t>
+      </w:r>
+      <w:r>
+        <w:rPr>
+          <w:b/>
+          <w:bCs/>
+        </w:rPr>
+        <w:t>_RATE}}</w:t>
+      </w:r>
+      <w:r>
+        <w:t xml:space="preserve"> % per annum being EBLR rate (comprising of RBI Repo Rate and Spread) which is </w:t>
+      </w:r>
+      <w:r>
+        <w:rPr>
+          <w:b/>
+          <w:bCs/>
+        </w:rPr>
+        <w:t>{{EBLR</w:t>
+      </w:r>
+      <w:r>
+        <w:rPr>
+          <w:b/>
+          <w:bCs/>
+        </w:rPr>
+        <w:t>_CURRENT</w:t>
+      </w:r>
+      <w:r>
+        <w:rPr>
+          <w:b/>
+          <w:bCs/>
+        </w:rPr>
+        <w:t>_RATE}}</w:t>
+      </w:r>
+      <w:r>
+        <w:t xml:space="preserve"> % per annum at present plus Premium of </w:t>
+      </w:r>
+      <w:r>
+        <w:rPr>
+          <w:b/>
+          <w:bCs/>
+        </w:rPr>
+        <w:t>{{</w:t>
+      </w:r>
+      <w:r>
+        <w:rPr>
+          <w:b/>
+          <w:bCs/>
+        </w:rPr>
+        <w:t>EBLR_</w:t>
+      </w:r>
+      <w:r>
+        <w:rPr>
+          <w:b/>
+          <w:bCs/>
+        </w:rPr>
+        <w:t xml:space="preserve">PREMIUM_RATE}} </w:t>
+      </w:r>
+      <w:r>
+        <w:t xml:space="preserve">% at present compounded monthly/quarterly/half yearly/annually ("Spread" means the rate chargeable to the Borrower by the Bank to cover its costs and shall comprise of operating cost and capital charge. "Premium" means the rate chargeable to the Borrower by the Bank based on the yearly credit assessment/rating of the Borrower and shall comprises of credit risk premium and strategic premium) </w:t>
       </w:r>
     </w:p>
     <w:p>
@@ -625,7 +863,7 @@
       <w:pPr>
         <w:pStyle w:val="ListParagraph"/>
         <w:ind w:left="709"/>
-        <w:jc w:val="both"/>
+        <w:jc w:val="center"/>
         <w:rPr>
           <w:b/>
           <w:bCs/>
@@ -1794,7 +2032,24 @@
     <w:p/>
     <w:p>
       <w:r>
-        <w:t>IN WITNESS WHEREOF the Borrower has hereunto put his hand and seal this {{DAY}} Day of {{MONTH}} 20{{YEAR_YY}}</w:t>
+        <w:t xml:space="preserve">IN WITNESS WHEREOF the Borrower has hereunto put his hand and seal this </w:t>
+      </w:r>
+      <w:r>
+        <w:rPr>
+          <w:b/>
+          <w:bCs/>
+        </w:rPr>
+        <w:t>{{DAY}}</w:t>
+      </w:r>
+      <w:r>
+        <w:t xml:space="preserve"> Day of </w:t>
+      </w:r>
+      <w:r>
+        <w:rPr>
+          <w:b/>
+          <w:bCs/>
+        </w:rPr>
+        <w:t>{{MONTH}} 20{{YEAR_YY}}</w:t>
       </w:r>
     </w:p>
     <w:p/>
@@ -1822,7 +2077,7 @@
 </file>
 
 <file path=word/endnotes.xml><?xml version="1.0" encoding="utf-8"?>
-<w:endnotes xmlns:wpc="http://schemas.microsoft.com/office/word/2010/wordprocessingCanvas" xmlns:cx="http://schemas.microsoft.com/office/drawing/2014/chartex" xmlns:cx1="http://schemas.microsoft.com/office/drawing/2015/9/8/chartex" xmlns:cx2="http://schemas.microsoft.com/office/drawing/2015/10/21/chartex" xmlns:cx3="http://schemas.microsoft.com/office/drawing/2016/5/9/chartex" xmlns:cx4="http://schemas.microsoft.com/office/drawing/2016/5/10/chartex" xmlns:cx5="http://schemas.microsoft.com/office/drawing/2016/5/11/chartex" xmlns:cx6="http://schemas.microsoft.com/office/drawing/2016/5/12/chartex" xmlns:cx7="http://schemas.microsoft.com/office/drawing/2016/5/13/chartex" xmlns:cx8="http://schemas.microsoft.com/office/drawing/2016/5/14/chartex" xmlns:mc="http://schemas.openxmlformats.org/markup-compatibility/2006" xmlns:aink="http://schemas.microsoft.com/office/drawing/2016/ink" xmlns:am3d="http://schemas.microsoft.com/office/drawing/2017/model3d" xmlns:o="urn:schemas-microsoft-com:office:office" xmlns:oel="http://schemas.microsoft.com/office/2019/extlst" xmlns:r="http://schemas.openxmlformats.org/officeDocument/2006/relationships" xmlns:m="http://schemas.openxmlformats.org/officeDocument/2006/math" xmlns:v="urn:schemas-microsoft-com:vml" xmlns:wp14="http://schemas.microsoft.com/office/word/2010/wordprocessingDrawing" xmlns:wp="http://schemas.openxmlformats.org/drawingml/2006/wordprocessingDrawing" xmlns:w10="urn:schemas-microsoft-com:office:word" xmlns:w="http://schemas.openxmlformats.org/wordprocessingml/2006/main" xmlns:w14="http://schemas.microsoft.com/office/word/2010/wordml" xmlns:w15="http://schemas.microsoft.com/office/word/2012/wordml" xmlns:w16cei="http://schemas.microsoft.com/office/word/2026/wordml/cei" xmlns:w16cex="http://schemas.microsoft.com/office/word/2018/wordml/cex" xmlns:w16cid="http://schemas.microsoft.com/office/word/2016/wordml/cid" xmlns:w16="http://schemas.microsoft.com/office/word/2018/wordml" xmlns:w16du="http://schemas.microsoft.com/office/word/2023/wordml/word16du" xmlns:w16sdtdh="http://schemas.microsoft.com/office/word/2020/wordml/sdtdatahash" xmlns:w16sdtfl="http://schemas.microsoft.com/office/word/2024/wordml/sdtformatlock" xmlns:w16se="http://schemas.microsoft.com/office/word/2015/wordml/symex" xmlns:wpg="http://schemas.microsoft.com/office/word/2010/wordprocessingGroup" xmlns:wpi="http://schemas.microsoft.com/office/word/2010/wordprocessingInk" xmlns:wne="http://schemas.microsoft.com/office/word/2006/wordml" xmlns:wps="http://schemas.microsoft.com/office/word/2010/wordprocessingShape" mc:Ignorable="w14 w15 w16se w16cid w16 w16cex w16sdtdh w16sdtfl w16du wp14">
+<w:endnotes xmlns:wpc="http://schemas.microsoft.com/office/word/2010/wordprocessingCanvas" xmlns:cx="http://schemas.microsoft.com/office/drawing/2014/chartex" xmlns:cx1="http://schemas.microsoft.com/office/drawing/2015/9/8/chartex" xmlns:cx2="http://schemas.microsoft.com/office/drawing/2015/10/21/chartex" xmlns:cx3="http://schemas.microsoft.com/office/drawing/2016/5/9/chartex" xmlns:cx4="http://schemas.microsoft.com/office/drawing/2016/5/10/chartex" xmlns:cx5="http://schemas.microsoft.com/office/drawing/2016/5/11/chartex" xmlns:cx6="http://schemas.microsoft.com/office/drawing/2016/5/12/chartex" xmlns:cx7="http://schemas.microsoft.com/office/drawing/2016/5/13/chartex" xmlns:cx8="http://schemas.microsoft.com/office/drawing/2016/5/14/chartex" xmlns:mc="http://schemas.openxmlformats.org/markup-compatibility/2006" xmlns:aink="http://schemas.microsoft.com/office/drawing/2016/ink" xmlns:am3d="http://schemas.microsoft.com/office/drawing/2017/model3d" xmlns:o="urn:schemas-microsoft-com:office:office" xmlns:oel="http://schemas.microsoft.com/office/2019/extlst" xmlns:r="http://schemas.openxmlformats.org/officeDocument/2006/relationships" xmlns:m="http://schemas.openxmlformats.org/officeDocument/2006/math" xmlns:v="urn:schemas-microsoft-com:vml" xmlns:wp14="http://schemas.microsoft.com/office/word/2010/wordprocessingDrawing" xmlns:wp="http://schemas.openxmlformats.org/drawingml/2006/wordprocessingDrawing" xmlns:w10="urn:schemas-microsoft-com:office:word" xmlns:w="http://schemas.openxmlformats.org/wordprocessingml/2006/main" xmlns:w14="http://schemas.microsoft.com/office/word/2010/wordml" xmlns:w15="http://schemas.microsoft.com/office/word/2012/wordml" xmlns:w16cex="http://schemas.microsoft.com/office/word/2018/wordml/cex" xmlns:w16cid="http://schemas.microsoft.com/office/word/2016/wordml/cid" xmlns:w16="http://schemas.microsoft.com/office/word/2018/wordml" xmlns:w16du="http://schemas.microsoft.com/office/word/2023/wordml/word16du" xmlns:w16sdtdh="http://schemas.microsoft.com/office/word/2020/wordml/sdtdatahash" xmlns:w16sdtfl="http://schemas.microsoft.com/office/word/2024/wordml/sdtformatlock" xmlns:w16se="http://schemas.microsoft.com/office/word/2015/wordml/symex" xmlns:wpg="http://schemas.microsoft.com/office/word/2010/wordprocessingGroup" xmlns:wpi="http://schemas.microsoft.com/office/word/2010/wordprocessingInk" xmlns:wne="http://schemas.microsoft.com/office/word/2006/wordml" xmlns:wps="http://schemas.microsoft.com/office/word/2010/wordprocessingShape" mc:Ignorable="w14 w15 w16se w16cid w16 w16cex w16sdtdh w16sdtfl w16du wp14">
   <w:endnote w:type="separator" w:id="-1">
     <w:p>
       <w:pPr>
@@ -1847,7 +2102,7 @@
 </file>
 
 <file path=word/footer1.xml><?xml version="1.0" encoding="utf-8"?>
-<w:ftr xmlns:wpc="http://schemas.microsoft.com/office/word/2010/wordprocessingCanvas" xmlns:cx="http://schemas.microsoft.com/office/drawing/2014/chartex" xmlns:cx1="http://schemas.microsoft.com/office/drawing/2015/9/8/chartex" xmlns:cx2="http://schemas.microsoft.com/office/drawing/2015/10/21/chartex" xmlns:cx3="http://schemas.microsoft.com/office/drawing/2016/5/9/chartex" xmlns:cx4="http://schemas.microsoft.com/office/drawing/2016/5/10/chartex" xmlns:cx5="http://schemas.microsoft.com/office/drawing/2016/5/11/chartex" xmlns:cx6="http://schemas.microsoft.com/office/drawing/2016/5/12/chartex" xmlns:cx7="http://schemas.microsoft.com/office/drawing/2016/5/13/chartex" xmlns:cx8="http://schemas.microsoft.com/office/drawing/2016/5/14/chartex" xmlns:mc="http://schemas.openxmlformats.org/markup-compatibility/2006" xmlns:aink="http://schemas.microsoft.com/office/drawing/2016/ink" xmlns:am3d="http://schemas.microsoft.com/office/drawing/2017/model3d" xmlns:o="urn:schemas-microsoft-com:office:office" xmlns:oel="http://schemas.microsoft.com/office/2019/extlst" xmlns:r="http://schemas.openxmlformats.org/officeDocument/2006/relationships" xmlns:m="http://schemas.openxmlformats.org/officeDocument/2006/math" xmlns:v="urn:schemas-microsoft-com:vml" xmlns:wp14="http://schemas.microsoft.com/office/word/2010/wordprocessingDrawing" xmlns:wp="http://schemas.openxmlformats.org/drawingml/2006/wordprocessingDrawing" xmlns:w10="urn:schemas-microsoft-com:office:word" xmlns:w="http://schemas.openxmlformats.org/wordprocessingml/2006/main" xmlns:w14="http://schemas.microsoft.com/office/word/2010/wordml" xmlns:w15="http://schemas.microsoft.com/office/word/2012/wordml" xmlns:w16cei="http://schemas.microsoft.com/office/word/2026/wordml/cei" xmlns:w16cex="http://schemas.microsoft.com/office/word/2018/wordml/cex" xmlns:w16cid="http://schemas.microsoft.com/office/word/2016/wordml/cid" xmlns:w16="http://schemas.microsoft.com/office/word/2018/wordml" xmlns:w16du="http://schemas.microsoft.com/office/word/2023/wordml/word16du" xmlns:w16sdtdh="http://schemas.microsoft.com/office/word/2020/wordml/sdtdatahash" xmlns:w16sdtfl="http://schemas.microsoft.com/office/word/2024/wordml/sdtformatlock" xmlns:w16se="http://schemas.microsoft.com/office/word/2015/wordml/symex" xmlns:wpg="http://schemas.microsoft.com/office/word/2010/wordprocessingGroup" xmlns:wpi="http://schemas.microsoft.com/office/word/2010/wordprocessingInk" xmlns:wne="http://schemas.microsoft.com/office/word/2006/wordml" xmlns:wps="http://schemas.microsoft.com/office/word/2010/wordprocessingShape" mc:Ignorable="w14 w15 w16se w16cid w16 w16cex w16sdtdh w16sdtfl w16du wp14">
+<w:ftr xmlns:wpc="http://schemas.microsoft.com/office/word/2010/wordprocessingCanvas" xmlns:cx="http://schemas.microsoft.com/office/drawing/2014/chartex" xmlns:cx1="http://schemas.microsoft.com/office/drawing/2015/9/8/chartex" xmlns:cx2="http://schemas.microsoft.com/office/drawing/2015/10/21/chartex" xmlns:cx3="http://schemas.microsoft.com/office/drawing/2016/5/9/chartex" xmlns:cx4="http://schemas.microsoft.com/office/drawing/2016/5/10/chartex" xmlns:cx5="http://schemas.microsoft.com/office/drawing/2016/5/11/chartex" xmlns:cx6="http://schemas.microsoft.com/office/drawing/2016/5/12/chartex" xmlns:cx7="http://schemas.microsoft.com/office/drawing/2016/5/13/chartex" xmlns:cx8="http://schemas.microsoft.com/office/drawing/2016/5/14/chartex" xmlns:mc="http://schemas.openxmlformats.org/markup-compatibility/2006" xmlns:aink="http://schemas.microsoft.com/office/drawing/2016/ink" xmlns:am3d="http://schemas.microsoft.com/office/drawing/2017/model3d" xmlns:o="urn:schemas-microsoft-com:office:office" xmlns:oel="http://schemas.microsoft.com/office/2019/extlst" xmlns:r="http://schemas.openxmlformats.org/officeDocument/2006/relationships" xmlns:m="http://schemas.openxmlformats.org/officeDocument/2006/math" xmlns:v="urn:schemas-microsoft-com:vml" xmlns:wp14="http://schemas.microsoft.com/office/word/2010/wordprocessingDrawing" xmlns:wp="http://schemas.openxmlformats.org/drawingml/2006/wordprocessingDrawing" xmlns:w10="urn:schemas-microsoft-com:office:word" xmlns:w="http://schemas.openxmlformats.org/wordprocessingml/2006/main" xmlns:w14="http://schemas.microsoft.com/office/word/2010/wordml" xmlns:w15="http://schemas.microsoft.com/office/word/2012/wordml" xmlns:w16cex="http://schemas.microsoft.com/office/word/2018/wordml/cex" xmlns:w16cid="http://schemas.microsoft.com/office/word/2016/wordml/cid" xmlns:w16="http://schemas.microsoft.com/office/word/2018/wordml" xmlns:w16du="http://schemas.microsoft.com/office/word/2023/wordml/word16du" xmlns:w16sdtdh="http://schemas.microsoft.com/office/word/2020/wordml/sdtdatahash" xmlns:w16sdtfl="http://schemas.microsoft.com/office/word/2024/wordml/sdtformatlock" xmlns:w16se="http://schemas.microsoft.com/office/word/2015/wordml/symex" xmlns:wpg="http://schemas.microsoft.com/office/word/2010/wordprocessingGroup" xmlns:wpi="http://schemas.microsoft.com/office/word/2010/wordprocessingInk" xmlns:wne="http://schemas.microsoft.com/office/word/2006/wordml" xmlns:wps="http://schemas.microsoft.com/office/word/2010/wordprocessingShape" mc:Ignorable="w14 w15 w16se w16cid w16 w16cex w16sdtdh w16sdtfl w16du wp14">
   <w:sdt>
     <w:sdtPr>
       <w:id w:val="1802804045"/>
@@ -1914,7 +2169,7 @@
 </file>
 
 <file path=word/footnotes.xml><?xml version="1.0" encoding="utf-8"?>
-<w:footnotes xmlns:wpc="http://schemas.microsoft.com/office/word/2010/wordprocessingCanvas" xmlns:cx="http://schemas.microsoft.com/office/drawing/2014/chartex" xmlns:cx1="http://schemas.microsoft.com/office/drawing/2015/9/8/chartex" xmlns:cx2="http://schemas.microsoft.com/office/drawing/2015/10/21/chartex" xmlns:cx3="http://schemas.microsoft.com/office/drawing/2016/5/9/chartex" xmlns:cx4="http://schemas.microsoft.com/office/drawing/2016/5/10/chartex" xmlns:cx5="http://schemas.microsoft.com/office/drawing/2016/5/11/chartex" xmlns:cx6="http://schemas.microsoft.com/office/drawing/2016/5/12/chartex" xmlns:cx7="http://schemas.microsoft.com/office/drawing/2016/5/13/chartex" xmlns:cx8="http://schemas.microsoft.com/office/drawing/2016/5/14/chartex" xmlns:mc="http://schemas.openxmlformats.org/markup-compatibility/2006" xmlns:aink="http://schemas.microsoft.com/office/drawing/2016/ink" xmlns:am3d="http://schemas.microsoft.com/office/drawing/2017/model3d" xmlns:o="urn:schemas-microsoft-com:office:office" xmlns:oel="http://schemas.microsoft.com/office/2019/extlst" xmlns:r="http://schemas.openxmlformats.org/officeDocument/2006/relationships" xmlns:m="http://schemas.openxmlformats.org/officeDocument/2006/math" xmlns:v="urn:schemas-microsoft-com:vml" xmlns:wp14="http://schemas.microsoft.com/office/word/2010/wordprocessingDrawing" xmlns:wp="http://schemas.openxmlformats.org/drawingml/2006/wordprocessingDrawing" xmlns:w10="urn:schemas-microsoft-com:office:word" xmlns:w="http://schemas.openxmlformats.org/wordprocessingml/2006/main" xmlns:w14="http://schemas.microsoft.com/office/word/2010/wordml" xmlns:w15="http://schemas.microsoft.com/office/word/2012/wordml" xmlns:w16cei="http://schemas.microsoft.com/office/word/2026/wordml/cei" xmlns:w16cex="http://schemas.microsoft.com/office/word/2018/wordml/cex" xmlns:w16cid="http://schemas.microsoft.com/office/word/2016/wordml/cid" xmlns:w16="http://schemas.microsoft.com/office/word/2018/wordml" xmlns:w16du="http://schemas.microsoft.com/office/word/2023/wordml/word16du" xmlns:w16sdtdh="http://schemas.microsoft.com/office/word/2020/wordml/sdtdatahash" xmlns:w16sdtfl="http://schemas.microsoft.com/office/word/2024/wordml/sdtformatlock" xmlns:w16se="http://schemas.microsoft.com/office/word/2015/wordml/symex" xmlns:wpg="http://schemas.microsoft.com/office/word/2010/wordprocessingGroup" xmlns:wpi="http://schemas.microsoft.com/office/word/2010/wordprocessingInk" xmlns:wne="http://schemas.microsoft.com/office/word/2006/wordml" xmlns:wps="http://schemas.microsoft.com/office/word/2010/wordprocessingShape" mc:Ignorable="w14 w15 w16se w16cid w16 w16cex w16sdtdh w16sdtfl w16du wp14">
+<w:footnotes xmlns:wpc="http://schemas.microsoft.com/office/word/2010/wordprocessingCanvas" xmlns:cx="http://schemas.microsoft.com/office/drawing/2014/chartex" xmlns:cx1="http://schemas.microsoft.com/office/drawing/2015/9/8/chartex" xmlns:cx2="http://schemas.microsoft.com/office/drawing/2015/10/21/chartex" xmlns:cx3="http://schemas.microsoft.com/office/drawing/2016/5/9/chartex" xmlns:cx4="http://schemas.microsoft.com/office/drawing/2016/5/10/chartex" xmlns:cx5="http://schemas.microsoft.com/office/drawing/2016/5/11/chartex" xmlns:cx6="http://schemas.microsoft.com/office/drawing/2016/5/12/chartex" xmlns:cx7="http://schemas.microsoft.com/office/drawing/2016/5/13/chartex" xmlns:cx8="http://schemas.microsoft.com/office/drawing/2016/5/14/chartex" xmlns:mc="http://schemas.openxmlformats.org/markup-compatibility/2006" xmlns:aink="http://schemas.microsoft.com/office/drawing/2016/ink" xmlns:am3d="http://schemas.microsoft.com/office/drawing/2017/model3d" xmlns:o="urn:schemas-microsoft-com:office:office" xmlns:oel="http://schemas.microsoft.com/office/2019/extlst" xmlns:r="http://schemas.openxmlformats.org/officeDocument/2006/relationships" xmlns:m="http://schemas.openxmlformats.org/officeDocument/2006/math" xmlns:v="urn:schemas-microsoft-com:vml" xmlns:wp14="http://schemas.microsoft.com/office/word/2010/wordprocessingDrawing" xmlns:wp="http://schemas.openxmlformats.org/drawingml/2006/wordprocessingDrawing" xmlns:w10="urn:schemas-microsoft-com:office:word" xmlns:w="http://schemas.openxmlformats.org/wordprocessingml/2006/main" xmlns:w14="http://schemas.microsoft.com/office/word/2010/wordml" xmlns:w15="http://schemas.microsoft.com/office/word/2012/wordml" xmlns:w16cex="http://schemas.microsoft.com/office/word/2018/wordml/cex" xmlns:w16cid="http://schemas.microsoft.com/office/word/2016/wordml/cid" xmlns:w16="http://schemas.microsoft.com/office/word/2018/wordml" xmlns:w16du="http://schemas.microsoft.com/office/word/2023/wordml/word16du" xmlns:w16sdtdh="http://schemas.microsoft.com/office/word/2020/wordml/sdtdatahash" xmlns:w16sdtfl="http://schemas.microsoft.com/office/word/2024/wordml/sdtformatlock" xmlns:w16se="http://schemas.microsoft.com/office/word/2015/wordml/symex" xmlns:wpg="http://schemas.microsoft.com/office/word/2010/wordprocessingGroup" xmlns:wpi="http://schemas.microsoft.com/office/word/2010/wordprocessingInk" xmlns:wne="http://schemas.microsoft.com/office/word/2006/wordml" xmlns:wps="http://schemas.microsoft.com/office/word/2010/wordprocessingShape" mc:Ignorable="w14 w15 w16se w16cid w16 w16cex w16sdtdh w16sdtfl w16du wp14">
   <w:footnote w:type="separator" w:id="-1">
     <w:p>
       <w:pPr>
@@ -1939,7 +2194,7 @@
 </file>
 
 <file path=word/numbering.xml><?xml version="1.0" encoding="utf-8"?>
-<w:numbering xmlns:wpc="http://schemas.microsoft.com/office/word/2010/wordprocessingCanvas" xmlns:cx="http://schemas.microsoft.com/office/drawing/2014/chartex" xmlns:cx1="http://schemas.microsoft.com/office/drawing/2015/9/8/chartex" xmlns:cx2="http://schemas.microsoft.com/office/drawing/2015/10/21/chartex" xmlns:cx3="http://schemas.microsoft.com/office/drawing/2016/5/9/chartex" xmlns:cx4="http://schemas.microsoft.com/office/drawing/2016/5/10/chartex" xmlns:cx5="http://schemas.microsoft.com/office/drawing/2016/5/11/chartex" xmlns:cx6="http://schemas.microsoft.com/office/drawing/2016/5/12/chartex" xmlns:cx7="http://schemas.microsoft.com/office/drawing/2016/5/13/chartex" xmlns:cx8="http://schemas.microsoft.com/office/drawing/2016/5/14/chartex" xmlns:mc="http://schemas.openxmlformats.org/markup-compatibility/2006" xmlns:aink="http://schemas.microsoft.com/office/drawing/2016/ink" xmlns:am3d="http://schemas.microsoft.com/office/drawing/2017/model3d" xmlns:o="urn:schemas-microsoft-com:office:office" xmlns:oel="http://schemas.microsoft.com/office/2019/extlst" xmlns:r="http://schemas.openxmlformats.org/officeDocument/2006/relationships" xmlns:m="http://schemas.openxmlformats.org/officeDocument/2006/math" xmlns:v="urn:schemas-microsoft-com:vml" xmlns:wp14="http://schemas.microsoft.com/office/word/2010/wordprocessingDrawing" xmlns:wp="http://schemas.openxmlformats.org/drawingml/2006/wordprocessingDrawing" xmlns:w10="urn:schemas-microsoft-com:office:word" xmlns:w="http://schemas.openxmlformats.org/wordprocessingml/2006/main" xmlns:w14="http://schemas.microsoft.com/office/word/2010/wordml" xmlns:w15="http://schemas.microsoft.com/office/word/2012/wordml" xmlns:w16cei="http://schemas.microsoft.com/office/word/2026/wordml/cei" xmlns:w16cex="http://schemas.microsoft.com/office/word/2018/wordml/cex" xmlns:w16cid="http://schemas.microsoft.com/office/word/2016/wordml/cid" xmlns:w16="http://schemas.microsoft.com/office/word/2018/wordml" xmlns:w16du="http://schemas.microsoft.com/office/word/2023/wordml/word16du" xmlns:w16sdtdh="http://schemas.microsoft.com/office/word/2020/wordml/sdtdatahash" xmlns:w16sdtfl="http://schemas.microsoft.com/office/word/2024/wordml/sdtformatlock" xmlns:w16se="http://schemas.microsoft.com/office/word/2015/wordml/symex" xmlns:wpg="http://schemas.microsoft.com/office/word/2010/wordprocessingGroup" xmlns:wpi="http://schemas.microsoft.com/office/word/2010/wordprocessingInk" xmlns:wne="http://schemas.microsoft.com/office/word/2006/wordml" xmlns:wps="http://schemas.microsoft.com/office/word/2010/wordprocessingShape" mc:Ignorable="w14 w15 w16se w16cid w16 w16cex w16sdtdh w16sdtfl w16du wp14">
+<w:numbering xmlns:wpc="http://schemas.microsoft.com/office/word/2010/wordprocessingCanvas" xmlns:cx="http://schemas.microsoft.com/office/drawing/2014/chartex" xmlns:cx1="http://schemas.microsoft.com/office/drawing/2015/9/8/chartex" xmlns:cx2="http://schemas.microsoft.com/office/drawing/2015/10/21/chartex" xmlns:cx3="http://schemas.microsoft.com/office/drawing/2016/5/9/chartex" xmlns:cx4="http://schemas.microsoft.com/office/drawing/2016/5/10/chartex" xmlns:cx5="http://schemas.microsoft.com/office/drawing/2016/5/11/chartex" xmlns:cx6="http://schemas.microsoft.com/office/drawing/2016/5/12/chartex" xmlns:cx7="http://schemas.microsoft.com/office/drawing/2016/5/13/chartex" xmlns:cx8="http://schemas.microsoft.com/office/drawing/2016/5/14/chartex" xmlns:mc="http://schemas.openxmlformats.org/markup-compatibility/2006" xmlns:aink="http://schemas.microsoft.com/office/drawing/2016/ink" xmlns:am3d="http://schemas.microsoft.com/office/drawing/2017/model3d" xmlns:o="urn:schemas-microsoft-com:office:office" xmlns:oel="http://schemas.microsoft.com/office/2019/extlst" xmlns:r="http://schemas.openxmlformats.org/officeDocument/2006/relationships" xmlns:m="http://schemas.openxmlformats.org/officeDocument/2006/math" xmlns:v="urn:schemas-microsoft-com:vml" xmlns:wp14="http://schemas.microsoft.com/office/word/2010/wordprocessingDrawing" xmlns:wp="http://schemas.openxmlformats.org/drawingml/2006/wordprocessingDrawing" xmlns:w10="urn:schemas-microsoft-com:office:word" xmlns:w="http://schemas.openxmlformats.org/wordprocessingml/2006/main" xmlns:w14="http://schemas.microsoft.com/office/word/2010/wordml" xmlns:w15="http://schemas.microsoft.com/office/word/2012/wordml" xmlns:w16cex="http://schemas.microsoft.com/office/word/2018/wordml/cex" xmlns:w16cid="http://schemas.microsoft.com/office/word/2016/wordml/cid" xmlns:w16="http://schemas.microsoft.com/office/word/2018/wordml" xmlns:w16du="http://schemas.microsoft.com/office/word/2023/wordml/word16du" xmlns:w16sdtdh="http://schemas.microsoft.com/office/word/2020/wordml/sdtdatahash" xmlns:w16sdtfl="http://schemas.microsoft.com/office/word/2024/wordml/sdtformatlock" xmlns:w16se="http://schemas.microsoft.com/office/word/2015/wordml/symex" xmlns:wpg="http://schemas.microsoft.com/office/word/2010/wordprocessingGroup" xmlns:wpi="http://schemas.microsoft.com/office/word/2010/wordprocessingInk" xmlns:wne="http://schemas.microsoft.com/office/word/2006/wordml" xmlns:wps="http://schemas.microsoft.com/office/word/2010/wordprocessingShape" mc:Ignorable="w14 w15 w16se w16cid w16 w16cex w16sdtdh w16sdtfl w16du wp14">
   <w:abstractNum w:abstractNumId="0" w15:restartNumberingAfterBreak="0">
     <w:nsid w:val="14D13777"/>
     <w:multiLevelType w:val="multilevel"/>
